--- a/系统集成项目管理工程师/注意答题技巧.docx
+++ b/系统集成项目管理工程师/注意答题技巧.docx
@@ -58,7 +58,7 @@
         <w:spacing w:before="68" w:line="248" w:lineRule="auto"/>
         <w:ind w:right="87"/>
         <w:rPr>
-          <w:rFonts w:ascii="华文宋体" w:eastAsia="华文宋体" w:hAnsi="华文宋体" w:cs="Arial Unicode MS" w:hint="eastAsia"/>
+          <w:rFonts w:ascii="华文宋体" w:eastAsia="华文宋体" w:hAnsi="华文宋体" w:cs="Arial Unicode MS"/>
           <w:sz w:val="21"/>
         </w:rPr>
       </w:pPr>
@@ -132,7 +132,7 @@
         <w:pStyle w:val="a5"/>
         <w:spacing w:before="54" w:line="234" w:lineRule="auto"/>
         <w:rPr>
-          <w:rFonts w:ascii="华文宋体" w:eastAsia="华文宋体" w:hAnsi="华文宋体" w:cs="Arial Unicode MS" w:hint="eastAsia"/>
+          <w:rFonts w:ascii="华文宋体" w:eastAsia="华文宋体" w:hAnsi="华文宋体" w:cs="Arial Unicode MS"/>
           <w:sz w:val="21"/>
         </w:rPr>
       </w:pPr>
@@ -357,6 +357,7 @@
         </w:rPr>
         <w:t xml:space="preserve"> </w:t>
       </w:r>
+      <w:proofErr w:type="spellStart"/>
       <w:r>
         <w:rPr>
           <w:rFonts w:ascii="华文宋体" w:eastAsia="华文宋体" w:hAnsi="华文宋体" w:cs="Arial Unicode MS"/>
@@ -373,6 +374,7 @@
         </w:rPr>
         <w:t>abcd</w:t>
       </w:r>
+      <w:proofErr w:type="spellEnd"/>
       <w:r>
         <w:rPr>
           <w:rFonts w:ascii="华文宋体" w:eastAsia="华文宋体" w:hAnsi="华文宋体" w:cs="Arial Unicode MS"/>
@@ -395,7 +397,23 @@
             <w14:round/>
           </w14:textOutline>
         </w:rPr>
-        <w:t>类型等等；</w:t>
+        <w:t>类型</w:t>
+      </w:r>
+      <w:r>
+        <w:rPr>
+          <w:rFonts w:ascii="华文宋体" w:eastAsia="华文宋体" w:hAnsi="华文宋体" w:cs="Arial Unicode MS"/>
+          <w:spacing w:val="-18"/>
+          <w:sz w:val="21"/>
+          <w:u w:color="000000"/>
+          <w14:textOutline w14:w="3352" w14:cap="rnd" w14:cmpd="sng" w14:algn="ctr">
+            <w14:solidFill>
+              <w14:srgbClr w14:val="000000"/>
+            </w14:solidFill>
+            <w14:prstDash w14:val="solid"/>
+            <w14:round/>
+          </w14:textOutline>
+        </w:rPr>
+        <w:t>等；</w:t>
       </w:r>
       <w:r>
         <w:rPr>
@@ -692,7 +710,7 @@
           <w:spacing w:val="-5"/>
           <w:sz w:val="21"/>
         </w:rPr>
-        <w:t>条， 没有很明显的错</w:t>
+        <w:t>条，没有很明显的错</w:t>
       </w:r>
       <w:r>
         <w:rPr>
@@ -782,7 +800,7 @@
         <w:spacing w:before="53" w:line="259" w:lineRule="auto"/>
         <w:ind w:right="23"/>
         <w:rPr>
-          <w:rFonts w:ascii="华文宋体" w:eastAsia="华文宋体" w:hAnsi="华文宋体" w:cs="Arial Unicode MS" w:hint="eastAsia"/>
+          <w:rFonts w:ascii="华文宋体" w:eastAsia="华文宋体" w:hAnsi="华文宋体" w:cs="Arial Unicode MS"/>
           <w:sz w:val="21"/>
         </w:rPr>
       </w:pPr>
@@ -999,25 +1017,7 @@
             <w14:round/>
           </w14:textOutline>
         </w:rPr>
-        <w:t>多看试题分析，理解为什么会是这样的答案。注重分析</w:t>
-      </w:r>
-      <w:bookmarkStart w:id="0" w:name="_GoBack"/>
-      <w:bookmarkEnd w:id="0"/>
-      <w:r>
-        <w:rPr>
-          <w:rFonts w:ascii="华文宋体" w:eastAsia="华文宋体" w:hAnsi="华文宋体" w:cs="Arial Unicode MS"/>
-          <w:spacing w:val="1"/>
-          <w:sz w:val="21"/>
-          <w:u w:color="000000"/>
-          <w14:textOutline w14:w="3352" w14:cap="rnd" w14:cmpd="sng" w14:algn="ctr">
-            <w14:solidFill>
-              <w14:srgbClr w14:val="000000"/>
-            </w14:solidFill>
-            <w14:prstDash w14:val="solid"/>
-            <w14:round/>
-          </w14:textOutline>
-        </w:rPr>
-        <w:t>过程</w:t>
+        <w:t>多看试题分析，理解为什么会是这样的答案。注重分析过程</w:t>
       </w:r>
       <w:r>
         <w:rPr>
@@ -1129,7 +1129,15 @@
       <w:r>
         <w:rPr>
           <w:rFonts w:ascii="华文宋体" w:eastAsia="华文宋体" w:hAnsi="华文宋体" w:cs="Arial Unicode MS"/>
-          <w:spacing w:val="1"/>
+          <w:spacing w:val="-5"/>
+          <w:sz w:val="21"/>
+        </w:rPr>
+        <w:t>在阅读问题时，</w:t>
+      </w:r>
+      <w:r>
+        <w:rPr>
+          <w:rFonts w:ascii="华文宋体" w:eastAsia="华文宋体" w:hAnsi="华文宋体" w:cs="Arial Unicode MS"/>
+          <w:spacing w:val="-32"/>
           <w:sz w:val="21"/>
         </w:rPr>
         <w:t xml:space="preserve"> </w:t>
@@ -1140,15 +1148,15 @@
           <w:spacing w:val="-5"/>
           <w:sz w:val="21"/>
         </w:rPr>
-        <w:t>在阅读问题时，</w:t>
-      </w:r>
-      <w:r>
-        <w:rPr>
-          <w:rFonts w:ascii="华文宋体" w:eastAsia="华文宋体" w:hAnsi="华文宋体" w:cs="Arial Unicode MS"/>
-          <w:spacing w:val="-32"/>
-          <w:sz w:val="21"/>
-        </w:rPr>
-        <w:t xml:space="preserve"> </w:t>
+        <w:t>对关键词句画上着重线（或框线</w:t>
+      </w:r>
+      <w:r>
+        <w:rPr>
+          <w:rFonts w:ascii="华文宋体" w:eastAsia="华文宋体" w:hAnsi="华文宋体" w:cs="Arial Unicode MS"/>
+          <w:spacing w:val="-7"/>
+          <w:sz w:val="21"/>
+        </w:rPr>
+        <w:t>），</w:t>
       </w:r>
       <w:r>
         <w:rPr>
@@ -1156,22 +1164,6 @@
           <w:spacing w:val="-5"/>
           <w:sz w:val="21"/>
         </w:rPr>
-        <w:t>对关键词句画上着重线（或框线</w:t>
-      </w:r>
-      <w:r>
-        <w:rPr>
-          <w:rFonts w:ascii="华文宋体" w:eastAsia="华文宋体" w:hAnsi="华文宋体" w:cs="Arial Unicode MS"/>
-          <w:spacing w:val="-7"/>
-          <w:sz w:val="21"/>
-        </w:rPr>
-        <w:t>），</w:t>
-      </w:r>
-      <w:r>
-        <w:rPr>
-          <w:rFonts w:ascii="华文宋体" w:eastAsia="华文宋体" w:hAnsi="华文宋体" w:cs="Arial Unicode MS"/>
-          <w:spacing w:val="-5"/>
-          <w:sz w:val="21"/>
-        </w:rPr>
         <w:t>记在</w:t>
       </w:r>
       <w:r>
@@ -1180,7 +1172,25 @@
           <w:spacing w:val="-6"/>
           <w:sz w:val="21"/>
         </w:rPr>
-        <w:t xml:space="preserve">脑子里。因为在测览案例说明时对本案例 </w:t>
+        <w:t>脑子里。因为在测</w:t>
+      </w:r>
+      <w:proofErr w:type="gramStart"/>
+      <w:r>
+        <w:rPr>
+          <w:rFonts w:ascii="华文宋体" w:eastAsia="华文宋体" w:hAnsi="华文宋体" w:cs="Arial Unicode MS"/>
+          <w:spacing w:val="-6"/>
+          <w:sz w:val="21"/>
+        </w:rPr>
+        <w:t>览</w:t>
+      </w:r>
+      <w:proofErr w:type="gramEnd"/>
+      <w:r>
+        <w:rPr>
+          <w:rFonts w:ascii="华文宋体" w:eastAsia="华文宋体" w:hAnsi="华文宋体" w:cs="Arial Unicode MS"/>
+          <w:spacing w:val="-6"/>
+          <w:sz w:val="21"/>
+        </w:rPr>
+        <w:t>案例说明时对本案例</w:t>
       </w:r>
       <w:r>
         <w:rPr>
@@ -1212,23 +1222,7 @@
           <w:spacing w:val="-6"/>
           <w:sz w:val="21"/>
         </w:rPr>
-        <w:t>（2）对照题眼仔细阅读题干， 并尽量从中获取相关的描述信息，</w:t>
-      </w:r>
-      <w:r>
-        <w:rPr>
-          <w:rFonts w:ascii="华文宋体" w:eastAsia="华文宋体" w:hAnsi="华文宋体" w:cs="Arial Unicode MS"/>
-          <w:spacing w:val="-24"/>
-          <w:sz w:val="21"/>
-        </w:rPr>
-        <w:t xml:space="preserve"> </w:t>
-      </w:r>
-      <w:r>
-        <w:rPr>
-          <w:rFonts w:ascii="华文宋体" w:eastAsia="华文宋体" w:hAnsi="华文宋体" w:cs="Arial Unicode MS"/>
-          <w:spacing w:val="-6"/>
-          <w:sz w:val="21"/>
-        </w:rPr>
-        <w:t>并可圈画出针对要回答问题</w:t>
+        <w:t>（2）对照题眼仔细阅读题干，并尽量从中获取相关的描述信息，并可圈画出针对要回答问题</w:t>
       </w:r>
       <w:r>
         <w:rPr>
@@ -1300,14 +1294,6 @@
       <w:r>
         <w:rPr>
           <w:rFonts w:ascii="华文宋体" w:eastAsia="华文宋体" w:hAnsi="华文宋体" w:cs="Arial Unicode MS"/>
-          <w:spacing w:val="2"/>
-          <w:sz w:val="21"/>
-        </w:rPr>
-        <w:t xml:space="preserve"> </w:t>
-      </w:r>
-      <w:r>
-        <w:rPr>
-          <w:rFonts w:ascii="华文宋体" w:eastAsia="华文宋体" w:hAnsi="华文宋体" w:cs="Arial Unicode MS"/>
           <w:spacing w:val="-7"/>
           <w:sz w:val="21"/>
         </w:rPr>
@@ -1391,14 +1377,6 @@
       <w:r>
         <w:rPr>
           <w:rFonts w:ascii="华文宋体" w:eastAsia="华文宋体" w:hAnsi="华文宋体" w:cs="Arial Unicode MS"/>
-          <w:spacing w:val="2"/>
-          <w:sz w:val="21"/>
-        </w:rPr>
-        <w:t xml:space="preserve"> </w:t>
-      </w:r>
-      <w:r>
-        <w:rPr>
-          <w:rFonts w:ascii="华文宋体" w:eastAsia="华文宋体" w:hAnsi="华文宋体" w:cs="Arial Unicode MS"/>
           <w:spacing w:val="-1"/>
           <w:sz w:val="21"/>
         </w:rPr>
@@ -1410,7 +1388,7 @@
           <w:spacing w:val="-2"/>
           <w:sz w:val="21"/>
         </w:rPr>
-        <w:t>如， 一种构思答案的方法如下：</w:t>
+        <w:t>如，一种构思答案的方法如下：</w:t>
       </w:r>
     </w:p>
     <w:p>
@@ -1420,6 +1398,7 @@
         <w:jc w:val="both"/>
         <w:rPr>
           <w:rFonts w:ascii="华文宋体" w:eastAsia="华文宋体" w:hAnsi="华文宋体" w:cs="Arial Unicode MS"/>
+          <w:spacing w:val="-3"/>
           <w:sz w:val="21"/>
         </w:rPr>
       </w:pPr>
@@ -1457,6 +1436,18 @@
         </w:rPr>
         <w:t>;②如可修补，对原方案进行修补：③如不可修补，则对原方案进行改造等。</w:t>
       </w:r>
+    </w:p>
+    <w:p>
+      <w:pPr>
+        <w:spacing w:before="61" w:line="264" w:lineRule="auto"/>
+        <w:ind w:left="2" w:right="45"/>
+        <w:jc w:val="both"/>
+        <w:rPr>
+          <w:rFonts w:ascii="华文宋体" w:eastAsia="华文宋体" w:hAnsi="华文宋体" w:cs="Arial Unicode MS"/>
+          <w:spacing w:val="-3"/>
+          <w:sz w:val="21"/>
+        </w:rPr>
+      </w:pPr>
       <w:r>
         <w:rPr>
           <w:rFonts w:ascii="华文宋体" w:eastAsia="华文宋体" w:hAnsi="华文宋体" w:cs="Arial Unicode MS"/>
@@ -1486,7 +1477,7 @@
           <w:rFonts w:ascii="华文宋体" w:eastAsia="华文宋体" w:hAnsi="华文宋体" w:cs="Arial Unicode MS"/>
           <w:sz w:val="21"/>
         </w:rPr>
-        <w:t>实、通顺，没有 废话，没有错别字;而答案的篇幅大小要符合题目的规定，不能给批改试题的老</w:t>
+        <w:t>实、通顺，没有废话，没有错别字;而答案的篇幅大小要符合题目的规定，不能给批改试题的老</w:t>
       </w:r>
       <w:r>
         <w:rPr>
@@ -1495,13 +1486,6 @@
           <w:sz w:val="21"/>
         </w:rPr>
         <w:t>师有一种“为了勉</w:t>
-      </w:r>
-      <w:r>
-        <w:rPr>
-          <w:rFonts w:ascii="华文宋体" w:eastAsia="华文宋体" w:hAnsi="华文宋体" w:cs="Arial Unicode MS"/>
-          <w:sz w:val="21"/>
-        </w:rPr>
-        <w:t xml:space="preserve"> </w:t>
       </w:r>
       <w:r>
         <w:rPr>
@@ -1518,6 +1502,7 @@
         <w:ind w:right="58"/>
         <w:rPr>
           <w:rFonts w:ascii="华文宋体" w:eastAsia="华文宋体" w:hAnsi="华文宋体" w:cs="Arial Unicode MS"/>
+          <w:spacing w:val="-7"/>
           <w:sz w:val="21"/>
         </w:rPr>
       </w:pPr>
@@ -1537,6 +1522,16 @@
         </w:rPr>
         <w:t>比较发散的，</w:t>
       </w:r>
+    </w:p>
+    <w:p>
+      <w:pPr>
+        <w:spacing w:before="47" w:line="257" w:lineRule="auto"/>
+        <w:ind w:right="58"/>
+        <w:rPr>
+          <w:rFonts w:ascii="华文宋体" w:eastAsia="华文宋体" w:hAnsi="华文宋体" w:cs="Arial Unicode MS"/>
+          <w:sz w:val="21"/>
+        </w:rPr>
+      </w:pPr>
       <w:r>
         <w:rPr>
           <w:rFonts w:ascii="华文宋体" w:eastAsia="华文宋体" w:hAnsi="华文宋体" w:cs="Arial Unicode MS"/>
@@ -1948,13 +1943,6 @@
       <w:r>
         <w:rPr>
           <w:rFonts w:ascii="华文宋体" w:eastAsia="华文宋体" w:hAnsi="华文宋体" w:cs="Arial Unicode MS"/>
-          <w:sz w:val="21"/>
-        </w:rPr>
-        <w:t xml:space="preserve"> </w:t>
-      </w:r>
-      <w:r>
-        <w:rPr>
-          <w:rFonts w:ascii="华文宋体" w:eastAsia="华文宋体" w:hAnsi="华文宋体" w:cs="Arial Unicode MS"/>
           <w:spacing w:val="-10"/>
           <w:sz w:val="21"/>
         </w:rPr>
@@ -2194,7 +2182,23 @@
             <w14:round/>
           </w14:textOutline>
         </w:rPr>
-        <w:t>一段时间才发现为题就说监控不力</w:t>
+        <w:t>一段时间才发现问</w:t>
+      </w:r>
+      <w:r>
+        <w:rPr>
+          <w:rFonts w:ascii="华文宋体" w:eastAsia="华文宋体" w:hAnsi="华文宋体" w:cs="Arial Unicode MS"/>
+          <w:spacing w:val="-3"/>
+          <w:sz w:val="21"/>
+          <w:u w:val="single" w:color="000000"/>
+          <w14:textOutline w14:w="3352" w14:cap="rnd" w14:cmpd="sng" w14:algn="ctr">
+            <w14:solidFill>
+              <w14:srgbClr w14:val="000000"/>
+            </w14:solidFill>
+            <w14:prstDash w14:val="solid"/>
+            <w14:round/>
+          </w14:textOutline>
+        </w:rPr>
+        <w:t>题就说监控不力</w:t>
       </w:r>
       <w:r>
         <w:rPr>
@@ -2416,6 +2420,7 @@
           <w:spacing w:val="-2"/>
           <w:sz w:val="21"/>
         </w:rPr>
+        <w:lastRenderedPageBreak/>
         <w:t>12、看到</w:t>
       </w:r>
       <w:r>
@@ -2457,7 +2462,7 @@
         <w:spacing w:before="60" w:line="248" w:lineRule="auto"/>
         <w:ind w:left="564" w:right="18" w:hanging="434"/>
         <w:rPr>
-          <w:rFonts w:ascii="华文宋体" w:eastAsia="华文宋体" w:hAnsi="华文宋体" w:cs="Arial Unicode MS" w:hint="eastAsia"/>
+          <w:rFonts w:ascii="华文宋体" w:eastAsia="华文宋体" w:hAnsi="华文宋体" w:cs="Arial Unicode MS"/>
           <w:sz w:val="21"/>
         </w:rPr>
       </w:pPr>
@@ -3156,9 +3161,10 @@
                 <w:szCs w:val="15"/>
                 <w:lang w:eastAsia="zh-CN"/>
               </w:rPr>
-              <w:t>加强与客户的沟通争取客户对项目</w:t>
+              <w:t>加强与客户的沟通争取客户对项目范 围、需求、设计、验收标</w:t>
             </w:r>
-            <w:proofErr w:type="gramStart"/>
+            <w:bookmarkStart w:id="0" w:name="_GoBack"/>
+            <w:bookmarkEnd w:id="0"/>
             <w:r>
               <w:rPr>
                 <w:rFonts w:ascii="宋体" w:eastAsia="宋体" w:hAnsi="宋体" w:cs="Arial Unicode MS"/>
@@ -3168,19 +3174,7 @@
                 <w:szCs w:val="15"/>
                 <w:lang w:eastAsia="zh-CN"/>
               </w:rPr>
-              <w:t>范</w:t>
-            </w:r>
-            <w:proofErr w:type="gramEnd"/>
-            <w:r>
-              <w:rPr>
-                <w:rFonts w:ascii="宋体" w:eastAsia="宋体" w:hAnsi="宋体" w:cs="Arial Unicode MS"/>
-                <w:b/>
-                <w:spacing w:val="5"/>
-                <w:sz w:val="16"/>
-                <w:szCs w:val="15"/>
-                <w:lang w:eastAsia="zh-CN"/>
-              </w:rPr>
-              <w:t xml:space="preserve"> 围、需求、设计、验收标准进行确认 避 免频繁出现变更</w:t>
+              <w:t>准进行确认 避 免频繁出现变更</w:t>
             </w:r>
           </w:p>
           <w:p>
@@ -3465,7 +3459,7 @@
                 <w:szCs w:val="15"/>
                 <w:lang w:eastAsia="zh-CN"/>
               </w:rPr>
-              <w:t>对项目的执行进行及时有效的监 督。</w:t>
+              <w:t>对项目的执行进行及时有效的监督。</w:t>
             </w:r>
           </w:p>
           <w:p>
@@ -3499,7 +3493,7 @@
     <w:p>
       <w:pPr>
         <w:rPr>
-          <w:rFonts w:ascii="华文宋体" w:eastAsia="华文宋体" w:hAnsi="华文宋体" w:cs="Arial Unicode MS" w:hint="eastAsia"/>
+          <w:rFonts w:ascii="华文宋体" w:eastAsia="华文宋体" w:hAnsi="华文宋体" w:cs="Arial Unicode MS"/>
           <w:sz w:val="21"/>
         </w:rPr>
       </w:pPr>
@@ -4988,7 +4982,7 @@
 </file>
 
 <file path=customXml/itemProps1.xml><?xml version="1.0" encoding="utf-8"?>
-<ds:datastoreItem xmlns:ds="http://schemas.openxmlformats.org/officeDocument/2006/customXml" ds:itemID="{5BE26CFE-4367-49C3-BE16-A07C5330B644}">
+<ds:datastoreItem xmlns:ds="http://schemas.openxmlformats.org/officeDocument/2006/customXml" ds:itemID="{8CFDE8DA-7117-434B-B17F-4BD86CAA43CD}">
   <ds:schemaRefs>
     <ds:schemaRef ds:uri="http://schemas.openxmlformats.org/officeDocument/2006/bibliography"/>
   </ds:schemaRefs>
